--- a/reports/Freight_Rate_Report.docx
+++ b/reports/Freight_Rate_Report.docx
@@ -30,7 +30,7 @@
           <w:i/>
           <w:sz w:val="20"/>
         </w:rPr>
-        <w:t>Jahan  |  18 September 2026  |  github.com (link in README)</w:t>
+        <w:t>Fasih Ur Rehman  |  18 September 2026  |  Code: https://github.com/Fasih-DS-AI/spotter-freight-rate-assessment  |  Walkthrough: https://www.loom.com/share/aef38079b00342b2af36746f4e08f382</w:t>
       </w:r>
     </w:p>
     <w:p>
